--- a/docs/GC-IMS 簡介與使用手冊 main3.py.docx
+++ b/docs/GC-IMS 簡介與使用手冊 main3.py.docx
@@ -101,7 +101,7 @@
           <w:color w:val="6B6B6B"/>
           <w:sz w:val="20"/>
         </w:rPr>
-        <w:t>版本 1.1</w:t>
+        <w:t>版本 1.2</w:t>
       </w:r>
     </w:p>
     <w:p>
@@ -2072,7 +2072,43 @@
                 <w:color w:val="222222"/>
                 <w:sz w:val="19"/>
               </w:rPr>
-              <w:t>選資料夾、門檻、Rules、結束</w:t>
+              <w:t>選資料夾、門檻、</w:t>
+            </w:r>
+            <w:r>
+              <w:rPr>
+                <w:rFonts w:ascii="Iansui" w:hAnsi="Iansui" w:eastAsia="Iansui" w:cs="Iansui"/>
+                <w:b/>
+                <w:color w:val="1F4E79"/>
+                <w:sz w:val="19"/>
+              </w:rPr>
+              <w:t>GC 容差</w:t>
+            </w:r>
+            <w:r>
+              <w:rPr>
+                <w:rFonts w:ascii="Iansui" w:hAnsi="Iansui" w:eastAsia="Iansui" w:cs="Iansui"/>
+                <w:b w:val="0"/>
+                <w:color w:val="222222"/>
+                <w:sz w:val="19"/>
+              </w:rPr>
+              <w:t>、</w:t>
+            </w:r>
+            <w:r>
+              <w:rPr>
+                <w:rFonts w:ascii="Iansui" w:hAnsi="Iansui" w:eastAsia="Iansui" w:cs="Iansui"/>
+                <w:b/>
+                <w:color w:val="1F4E79"/>
+                <w:sz w:val="19"/>
+              </w:rPr>
+              <w:t>IMS 容差</w:t>
+            </w:r>
+            <w:r>
+              <w:rPr>
+                <w:rFonts w:ascii="Iansui" w:hAnsi="Iansui" w:eastAsia="Iansui" w:cs="Iansui"/>
+                <w:b w:val="0"/>
+                <w:color w:val="222222"/>
+                <w:sz w:val="19"/>
+              </w:rPr>
+              <w:t>、Rules、結束</w:t>
             </w:r>
           </w:p>
         </w:tc>
@@ -6849,7 +6885,7 @@
           <m:rPr>
             <m:sty m:val="p"/>
           </m:rPr>
-          <m:t xml:space="preserve">| Δ Drift rel | ≦ 0.03　且　| Δ 保留時間 | ≦ 10 秒</m:t>
+          <m:t xml:space="preserve">| Δ Drift rel | ≦ 0.03　且　| Δ 保留時間 | ≦ 20 秒</m:t>
         </m:r>
       </m:oMath>
     </w:p>
@@ -6866,6 +6902,24 @@
           <w:sz w:val="18"/>
         </w:rPr>
         <w:t>兩個檔的峰要落在這個範圍內，才會被當成「同一個位置」。</w:t>
+      </w:r>
+      <w:r>
+        <w:rPr>
+          <w:rFonts w:ascii="Iansui" w:hAnsi="Iansui" w:eastAsia="Iansui" w:cs="Iansui"/>
+          <w:b/>
+          <w:color w:val="6B6B6B"/>
+          <w:sz w:val="18"/>
+        </w:rPr>
+        <w:t>兩個數字都可以在工具列上調</w:t>
+      </w:r>
+      <w:r>
+        <w:rPr>
+          <w:rFonts w:ascii="Iansui" w:hAnsi="Iansui" w:eastAsia="Iansui" w:cs="Iansui"/>
+          <w:b w:val="0"/>
+          <w:color w:val="6B6B6B"/>
+          <w:sz w:val="18"/>
+        </w:rPr>
+        <w:t>——這裡寫的是預設值。</w:t>
       </w:r>
     </w:p>
     <w:p>
@@ -7063,7 +7117,544 @@
           <w:color w:val="0B6E4F"/>
           <w:sz w:val="27"/>
         </w:rPr>
-        <w:t>11.4　門檻換算成檔數</w:t>
+        <w:t>11.4　兩個容差都可以調</w:t>
+      </w:r>
+    </w:p>
+    <w:p>
+      <w:pPr>
+        <w:spacing w:after="140" w:line="324" w:lineRule="auto"/>
+      </w:pPr>
+      <w:r>
+        <w:rPr>
+          <w:rFonts w:ascii="Iansui" w:hAnsi="Iansui" w:eastAsia="Iansui" w:cs="Iansui"/>
+          <w:b w:val="0"/>
+          <w:color w:val="222222"/>
+          <w:sz w:val="21"/>
+        </w:rPr>
+        <w:t xml:space="preserve">工具列上有 </w:t>
+      </w:r>
+      <w:r>
+        <w:rPr>
+          <w:rFonts w:ascii="Iansui" w:hAnsi="Iansui" w:eastAsia="Iansui" w:cs="Iansui"/>
+          <w:b/>
+          <w:color w:val="1F4E79"/>
+          <w:sz w:val="21"/>
+        </w:rPr>
+        <w:t>GC 容差</w:t>
+      </w:r>
+      <w:r>
+        <w:rPr>
+          <w:rFonts w:ascii="Iansui" w:hAnsi="Iansui" w:eastAsia="Iansui" w:cs="Iansui"/>
+          <w:b w:val="0"/>
+          <w:color w:val="222222"/>
+          <w:sz w:val="21"/>
+        </w:rPr>
+        <w:t xml:space="preserve"> 和 </w:t>
+      </w:r>
+      <w:r>
+        <w:rPr>
+          <w:rFonts w:ascii="Iansui" w:hAnsi="Iansui" w:eastAsia="Iansui" w:cs="Iansui"/>
+          <w:b/>
+          <w:color w:val="1F4E79"/>
+          <w:sz w:val="21"/>
+        </w:rPr>
+        <w:t>IMS 容差</w:t>
+      </w:r>
+      <w:r>
+        <w:rPr>
+          <w:rFonts w:ascii="Iansui" w:hAnsi="Iansui" w:eastAsia="Iansui" w:cs="Iansui"/>
+          <w:b w:val="0"/>
+          <w:color w:val="222222"/>
+          <w:sz w:val="21"/>
+        </w:rPr>
+        <w:t xml:space="preserve"> 兩個下拉選單，調的就是上面那個公式裡的兩個數字。</w:t>
+      </w:r>
+    </w:p>
+    <w:tbl>
+      <w:tblPr>
+        <w:tblStyle w:val="TableGrid"/>
+        <w:tblW w:type="auto" w:w="0"/>
+        <w:jc w:val="center"/>
+        <w:tblLook w:firstColumn="1" w:firstRow="1" w:lastColumn="0" w:lastRow="0" w:noHBand="0" w:noVBand="1" w:val="04A0"/>
+      </w:tblPr>
+      <w:tblGrid>
+        <w:gridCol w:w="2408"/>
+        <w:gridCol w:w="2408"/>
+        <w:gridCol w:w="2408"/>
+        <w:gridCol w:w="2408"/>
+      </w:tblGrid>
+      <w:tr>
+        <w:tc>
+          <w:tcPr>
+            <w:tcW w:type="dxa" w:w="2494"/>
+            <w:shd w:val="clear" w:fill="EAEFF5"/>
+          </w:tcPr>
+          <w:p>
+            <w:r/>
+          </w:p>
+        </w:tc>
+        <w:tc>
+          <w:tcPr>
+            <w:tcW w:type="dxa" w:w="1247"/>
+            <w:shd w:val="clear" w:fill="EAEFF5"/>
+          </w:tcPr>
+          <w:p>
+            <w:r/>
+            <w:r>
+              <w:rPr>
+                <w:rFonts w:ascii="Iansui" w:hAnsi="Iansui" w:eastAsia="Iansui" w:cs="Iansui"/>
+                <w:b w:val="0"/>
+                <w:color w:val="1F4E79"/>
+                <w:sz w:val="19"/>
+              </w:rPr>
+              <w:t>預設</w:t>
+            </w:r>
+          </w:p>
+        </w:tc>
+        <w:tc>
+          <w:tcPr>
+            <w:tcW w:type="dxa" w:w="1814"/>
+            <w:shd w:val="clear" w:fill="EAEFF5"/>
+          </w:tcPr>
+          <w:p>
+            <w:r/>
+            <w:r>
+              <w:rPr>
+                <w:rFonts w:ascii="Iansui" w:hAnsi="Iansui" w:eastAsia="Iansui" w:cs="Iansui"/>
+                <w:b w:val="0"/>
+                <w:color w:val="1F4E79"/>
+                <w:sz w:val="19"/>
+              </w:rPr>
+              <w:t>可選範圍</w:t>
+            </w:r>
+          </w:p>
+        </w:tc>
+        <w:tc>
+          <w:tcPr>
+            <w:tcW w:type="dxa" w:w="3798"/>
+            <w:shd w:val="clear" w:fill="EAEFF5"/>
+          </w:tcPr>
+          <w:p>
+            <w:r/>
+            <w:r>
+              <w:rPr>
+                <w:rFonts w:ascii="Iansui" w:hAnsi="Iansui" w:eastAsia="Iansui" w:cs="Iansui"/>
+                <w:b w:val="0"/>
+                <w:color w:val="1F4E79"/>
+                <w:sz w:val="19"/>
+              </w:rPr>
+              <w:t>什麼時候要動它</w:t>
+            </w:r>
+          </w:p>
+        </w:tc>
+      </w:tr>
+      <w:tr>
+        <w:tc>
+          <w:tcPr>
+            <w:tcW w:type="dxa" w:w="2494"/>
+          </w:tcPr>
+          <w:p>
+            <w:r/>
+            <w:r>
+              <w:rPr>
+                <w:rFonts w:ascii="Iansui" w:hAnsi="Iansui" w:eastAsia="Iansui" w:cs="Iansui"/>
+                <w:b/>
+                <w:color w:val="1F4E79"/>
+                <w:sz w:val="19"/>
+              </w:rPr>
+              <w:t>GC 容差</w:t>
+            </w:r>
+            <w:r>
+              <w:rPr>
+                <w:rFonts w:ascii="Iansui" w:hAnsi="Iansui" w:eastAsia="Iansui" w:cs="Iansui"/>
+                <w:b w:val="0"/>
+                <w:color w:val="222222"/>
+                <w:sz w:val="19"/>
+              </w:rPr>
+              <w:t>（保留時間）</w:t>
+            </w:r>
+          </w:p>
+        </w:tc>
+        <w:tc>
+          <w:tcPr>
+            <w:tcW w:type="dxa" w:w="1247"/>
+          </w:tcPr>
+          <w:p>
+            <w:r/>
+            <w:r>
+              <w:rPr>
+                <w:rFonts w:ascii="Iansui" w:hAnsi="Iansui" w:eastAsia="Iansui" w:cs="Iansui"/>
+                <w:b/>
+                <w:color w:val="1F4E79"/>
+                <w:sz w:val="19"/>
+              </w:rPr>
+              <w:t>20 秒</w:t>
+            </w:r>
+          </w:p>
+        </w:tc>
+        <w:tc>
+          <w:tcPr>
+            <w:tcW w:type="dxa" w:w="1814"/>
+          </w:tcPr>
+          <w:p>
+            <w:r/>
+            <w:r>
+              <w:rPr>
+                <w:rFonts w:ascii="Iansui" w:hAnsi="Iansui" w:eastAsia="Iansui" w:cs="Iansui"/>
+                <w:b w:val="0"/>
+                <w:color w:val="222222"/>
+                <w:sz w:val="19"/>
+              </w:rPr>
+              <w:t>10 – 60 秒</w:t>
+            </w:r>
+          </w:p>
+        </w:tc>
+        <w:tc>
+          <w:tcPr>
+            <w:tcW w:type="dxa" w:w="3798"/>
+          </w:tcPr>
+          <w:p>
+            <w:r/>
+            <w:r>
+              <w:rPr>
+                <w:rFonts w:ascii="Iansui" w:hAnsi="Iansui" w:eastAsia="Iansui" w:cs="Iansui"/>
+                <w:b w:val="0"/>
+                <w:color w:val="222222"/>
+                <w:sz w:val="19"/>
+              </w:rPr>
+              <w:t>重複之間隔了幾天、或換過管柱</w:t>
+            </w:r>
+          </w:p>
+        </w:tc>
+      </w:tr>
+      <w:tr>
+        <w:tc>
+          <w:tcPr>
+            <w:tcW w:type="dxa" w:w="2494"/>
+          </w:tcPr>
+          <w:p>
+            <w:r/>
+            <w:r>
+              <w:rPr>
+                <w:rFonts w:ascii="Iansui" w:hAnsi="Iansui" w:eastAsia="Iansui" w:cs="Iansui"/>
+                <w:b/>
+                <w:color w:val="1F4E79"/>
+                <w:sz w:val="19"/>
+              </w:rPr>
+              <w:t>IMS 容差</w:t>
+            </w:r>
+            <w:r>
+              <w:rPr>
+                <w:rFonts w:ascii="Iansui" w:hAnsi="Iansui" w:eastAsia="Iansui" w:cs="Iansui"/>
+                <w:b w:val="0"/>
+                <w:color w:val="222222"/>
+                <w:sz w:val="19"/>
+              </w:rPr>
+              <w:t>（漂移）</w:t>
+            </w:r>
+          </w:p>
+        </w:tc>
+        <w:tc>
+          <w:tcPr>
+            <w:tcW w:type="dxa" w:w="1247"/>
+          </w:tcPr>
+          <w:p>
+            <w:r/>
+            <w:r>
+              <w:rPr>
+                <w:rFonts w:ascii="Iansui" w:hAnsi="Iansui" w:eastAsia="Iansui" w:cs="Iansui"/>
+                <w:b/>
+                <w:color w:val="1F4E79"/>
+                <w:sz w:val="19"/>
+              </w:rPr>
+              <w:t>0.03</w:t>
+            </w:r>
+          </w:p>
+        </w:tc>
+        <w:tc>
+          <w:tcPr>
+            <w:tcW w:type="dxa" w:w="1814"/>
+          </w:tcPr>
+          <w:p>
+            <w:r/>
+            <w:r>
+              <w:rPr>
+                <w:rFonts w:ascii="Iansui" w:hAnsi="Iansui" w:eastAsia="Iansui" w:cs="Iansui"/>
+                <w:b w:val="0"/>
+                <w:color w:val="222222"/>
+                <w:sz w:val="19"/>
+              </w:rPr>
+              <w:t>0.01 – 0.08</w:t>
+            </w:r>
+          </w:p>
+        </w:tc>
+        <w:tc>
+          <w:tcPr>
+            <w:tcW w:type="dxa" w:w="3798"/>
+          </w:tcPr>
+          <w:p>
+            <w:r/>
+            <w:r>
+              <w:rPr>
+                <w:rFonts w:ascii="Iansui" w:hAnsi="Iansui" w:eastAsia="Iansui" w:cs="Iansui"/>
+                <w:b w:val="0"/>
+                <w:color w:val="222222"/>
+                <w:sz w:val="19"/>
+              </w:rPr>
+              <w:t>很少需要動（見下）</w:t>
+            </w:r>
+          </w:p>
+        </w:tc>
+      </w:tr>
+    </w:tbl>
+    <w:p>
+      <w:pPr>
+        <w:spacing w:after="40" w:line="40" w:lineRule="exact"/>
+      </w:pPr>
+      <w:r>
+        <w:rPr>
+          <w:sz w:val="2"/>
+        </w:rPr>
+      </w:r>
+    </w:p>
+    <w:p>
+      <w:pPr>
+        <w:spacing w:before="160" w:after="40"/>
+        <w:ind w:left="170"/>
+        <w:pBdr>
+          <w:left w:val="single" w:sz="18" w:space="8" w:color="0B6E4F"/>
+        </w:pBdr>
+        <w:shd w:val="clear" w:fill="EEF6F2"/>
+      </w:pPr>
+      <w:r>
+        <w:rPr>
+          <w:rFonts w:ascii="Iansui" w:hAnsi="Iansui" w:eastAsia="Iansui" w:cs="Iansui"/>
+          <w:b/>
+          <w:color w:val="0B6E4F"/>
+          <w:sz w:val="21"/>
+        </w:rPr>
+        <w:t>為什麼 IMS 那一軸幾乎不用調</w:t>
+      </w:r>
+      <w:r>
+        <w:br/>
+      </w:r>
+      <w:r>
+        <w:rPr>
+          <w:rFonts w:ascii="Iansui" w:hAnsi="Iansui" w:eastAsia="Iansui" w:cs="Iansui"/>
+          <w:b/>
+          <w:color w:val="0B6E4F"/>
+          <w:sz w:val="19"/>
+        </w:rPr>
+        <w:t>Drift rel 已經被各檔自己的 RIP 正規化過</w:t>
+      </w:r>
+      <w:r>
+        <w:rPr>
+          <w:rFonts w:ascii="Iansui" w:hAnsi="Iansui" w:eastAsia="Iansui" w:cs="Iansui"/>
+          <w:b w:val="0"/>
+          <w:color w:val="6B6B6B"/>
+          <w:sz w:val="19"/>
+        </w:rPr>
+        <w:t>，所以它不會像保留時間那樣隨管柱狀態整體平移。</w:t>
+      </w:r>
+      <w:r>
+        <w:br/>
+      </w:r>
+      <w:r>
+        <w:rPr>
+          <w:rFonts w:ascii="Iansui" w:hAnsi="Iansui" w:eastAsia="Iansui" w:cs="Iansui"/>
+          <w:b w:val="0"/>
+          <w:color w:val="6B6B6B"/>
+          <w:sz w:val="19"/>
+        </w:rPr>
+        <w:t>GC 那一軸沒有這種內建的參考點，才需要比較寬的容差。</w:t>
+      </w:r>
+    </w:p>
+    <w:p>
+      <w:pPr>
+        <w:spacing w:after="40" w:line="40" w:lineRule="exact"/>
+      </w:pPr>
+      <w:r>
+        <w:rPr>
+          <w:sz w:val="2"/>
+        </w:rPr>
+      </w:r>
+    </w:p>
+    <w:p>
+      <w:pPr>
+        <w:spacing w:before="160" w:after="40"/>
+        <w:ind w:left="170"/>
+        <w:pBdr>
+          <w:left w:val="single" w:sz="18" w:space="8" w:color="A5401A"/>
+        </w:pBdr>
+        <w:shd w:val="clear" w:fill="FDF3EC"/>
+      </w:pPr>
+      <w:r>
+        <w:rPr>
+          <w:rFonts w:ascii="Iansui" w:hAnsi="Iansui" w:eastAsia="Iansui" w:cs="Iansui"/>
+          <w:b/>
+          <w:color w:val="A5401A"/>
+          <w:sz w:val="21"/>
+        </w:rPr>
+        <w:t>調太寬的代價和調太窄不一樣</w:t>
+      </w:r>
+      <w:r>
+        <w:br/>
+      </w:r>
+      <w:r>
+        <w:rPr>
+          <w:rFonts w:ascii="Iansui" w:hAnsi="Iansui" w:eastAsia="Iansui" w:cs="Iansui"/>
+          <w:b/>
+          <w:color w:val="A5401A"/>
+          <w:sz w:val="19"/>
+        </w:rPr>
+        <w:t>太窄</w:t>
+      </w:r>
+      <w:r>
+        <w:rPr>
+          <w:rFonts w:ascii="Iansui" w:hAnsi="Iansui" w:eastAsia="Iansui" w:cs="Iansui"/>
+          <w:b w:val="0"/>
+          <w:color w:val="6B6B6B"/>
+          <w:sz w:val="19"/>
+        </w:rPr>
+        <w:t>＝同一個化合物被拆成兩個位置，票數各分一半，於是兩半都過不了門檻。症狀是「票數莫名其妙只有一半」。</w:t>
+      </w:r>
+      <w:r>
+        <w:br/>
+      </w:r>
+      <w:r>
+        <w:rPr>
+          <w:rFonts w:ascii="Iansui" w:hAnsi="Iansui" w:eastAsia="Iansui" w:cs="Iansui"/>
+          <w:b/>
+          <w:color w:val="A5401A"/>
+          <w:sz w:val="19"/>
+        </w:rPr>
+        <w:t>太寬</w:t>
+      </w:r>
+      <w:r>
+        <w:rPr>
+          <w:rFonts w:ascii="Iansui" w:hAnsi="Iansui" w:eastAsia="Iansui" w:cs="Iansui"/>
+          <w:b w:val="0"/>
+          <w:color w:val="6B6B6B"/>
+          <w:sz w:val="19"/>
+        </w:rPr>
+        <w:t>＝兩個不同的化合物被併成同一個位置，強度加在一起。症狀是</w:t>
+      </w:r>
+      <w:r>
+        <w:rPr>
+          <w:rFonts w:ascii="Iansui" w:hAnsi="Iansui" w:eastAsia="Iansui" w:cs="Iansui"/>
+          <w:b/>
+          <w:color w:val="A5401A"/>
+          <w:sz w:val="19"/>
+        </w:rPr>
+        <w:t>沒有症狀</w:t>
+      </w:r>
+      <w:r>
+        <w:rPr>
+          <w:rFonts w:ascii="Iansui" w:hAnsi="Iansui" w:eastAsia="Iansui" w:cs="Iansui"/>
+          <w:b w:val="0"/>
+          <w:color w:val="6B6B6B"/>
+          <w:sz w:val="19"/>
+        </w:rPr>
+        <w:t>——那一列看起來完全正常。</w:t>
+      </w:r>
+      <w:r>
+        <w:br/>
+      </w:r>
+      <w:r>
+        <w:rPr>
+          <w:rFonts w:ascii="Iansui" w:hAnsi="Iansui" w:eastAsia="Iansui" w:cs="Iansui"/>
+          <w:b w:val="0"/>
+          <w:color w:val="6B6B6B"/>
+          <w:sz w:val="19"/>
+        </w:rPr>
+        <w:t>所以往寬調要比往窄調謹慎。IMS 的上限 0.08 就是這樣訂的：再寬下去會開始把單體和二聚體併成一個。</w:t>
+      </w:r>
+    </w:p>
+    <w:p>
+      <w:pPr>
+        <w:spacing w:after="40" w:line="40" w:lineRule="exact"/>
+      </w:pPr>
+      <w:r>
+        <w:rPr>
+          <w:sz w:val="2"/>
+        </w:rPr>
+      </w:r>
+    </w:p>
+    <w:p>
+      <w:pPr>
+        <w:spacing w:before="160" w:after="40"/>
+        <w:ind w:left="170"/>
+        <w:pBdr>
+          <w:left w:val="single" w:sz="18" w:space="8" w:color="1F4E79"/>
+        </w:pBdr>
+        <w:shd w:val="clear" w:fill="F3F5F8"/>
+      </w:pPr>
+      <w:r>
+        <w:rPr>
+          <w:rFonts w:ascii="Iansui" w:hAnsi="Iansui" w:eastAsia="Iansui" w:cs="Iansui"/>
+          <w:b/>
+          <w:color w:val="1F4E79"/>
+          <w:sz w:val="21"/>
+        </w:rPr>
+        <w:t>改了之後</w:t>
+      </w:r>
+      <w:r>
+        <w:br/>
+      </w:r>
+      <w:r>
+        <w:rPr>
+          <w:rFonts w:ascii="Iansui" w:hAnsi="Iansui" w:eastAsia="Iansui" w:cs="Iansui"/>
+          <w:b w:val="0"/>
+          <w:color w:val="6B6B6B"/>
+          <w:sz w:val="19"/>
+        </w:rPr>
+        <w:t>下次切到模式 3 會自動重新彙整，不必按任何按鈕。</w:t>
+      </w:r>
+      <w:r>
+        <w:br/>
+      </w:r>
+      <w:r>
+        <w:rPr>
+          <w:rFonts w:ascii="Iansui" w:hAnsi="Iansui" w:eastAsia="Iansui" w:cs="Iansui"/>
+          <w:b/>
+          <w:color w:val="1F4E79"/>
+          <w:sz w:val="19"/>
+        </w:rPr>
+        <w:t>相似度不會跟著重算</w:t>
+      </w:r>
+      <w:r>
+        <w:rPr>
+          <w:rFonts w:ascii="Iansui" w:hAnsi="Iansui" w:eastAsia="Iansui" w:cs="Iansui"/>
+          <w:b w:val="0"/>
+          <w:color w:val="6B6B6B"/>
+          <w:sz w:val="19"/>
+        </w:rPr>
+        <w:t>（那要十幾秒到好幾分鐘）。體檢面板會告訴您目前那份相似度是用哪個容差算的——想更新就重新點一次基準。</w:t>
+      </w:r>
+    </w:p>
+    <w:p>
+      <w:pPr>
+        <w:spacing w:after="40" w:line="40" w:lineRule="exact"/>
+      </w:pPr>
+      <w:r>
+        <w:rPr>
+          <w:sz w:val="2"/>
+        </w:rPr>
+      </w:r>
+    </w:p>
+    <w:p>
+      <w:pPr>
+        <w:keepNext/>
+        <w:spacing w:before="200" w:after="100"/>
+      </w:pPr>
+      <w:r>
+        <w:rPr>
+          <w:rFonts w:ascii="Iansui" w:hAnsi="Iansui" w:eastAsia="Iansui" w:cs="Iansui"/>
+          <w:b/>
+          <w:color w:val="0B6E4F"/>
+          <w:sz w:val="27"/>
+        </w:rPr>
+        <w:t>11.5　門檻換算成檔數</w:t>
       </w:r>
     </w:p>
     <w:p>
@@ -24008,6 +24599,483 @@
     <w:p>
       <w:pPr>
         <w:keepNext/>
+        <w:spacing w:before="200" w:after="100"/>
+      </w:pPr>
+      <w:r>
+        <w:rPr>
+          <w:rFonts w:ascii="Iansui" w:hAnsi="Iansui" w:eastAsia="Iansui" w:cs="Iansui"/>
+          <w:b/>
+          <w:color w:val="0B6E4F"/>
+          <w:sz w:val="27"/>
+        </w:rPr>
+        <w:t>7.4　票數不對勁的時候，先想容差</w:t>
+      </w:r>
+    </w:p>
+    <w:p>
+      <w:pPr>
+        <w:spacing w:after="140" w:line="324" w:lineRule="auto"/>
+      </w:pPr>
+      <w:r>
+        <w:rPr>
+          <w:rFonts w:ascii="Iansui" w:hAnsi="Iansui" w:eastAsia="Iansui" w:cs="Iansui"/>
+          <w:b w:val="0"/>
+          <w:color w:val="222222"/>
+          <w:sz w:val="21"/>
+        </w:rPr>
+        <w:t xml:space="preserve">門檻旁邊還有 </w:t>
+      </w:r>
+      <w:r>
+        <w:rPr>
+          <w:rFonts w:ascii="Iansui" w:hAnsi="Iansui" w:eastAsia="Iansui" w:cs="Iansui"/>
+          <w:b/>
+          <w:color w:val="1F4E79"/>
+          <w:sz w:val="21"/>
+        </w:rPr>
+        <w:t>GC 容差</w:t>
+      </w:r>
+      <w:r>
+        <w:rPr>
+          <w:rFonts w:ascii="Iansui" w:hAnsi="Iansui" w:eastAsia="Iansui" w:cs="Iansui"/>
+          <w:b w:val="0"/>
+          <w:color w:val="222222"/>
+          <w:sz w:val="21"/>
+        </w:rPr>
+        <w:t xml:space="preserve">（預設 20 秒）和 </w:t>
+      </w:r>
+      <w:r>
+        <w:rPr>
+          <w:rFonts w:ascii="Iansui" w:hAnsi="Iansui" w:eastAsia="Iansui" w:cs="Iansui"/>
+          <w:b/>
+          <w:color w:val="1F4E79"/>
+          <w:sz w:val="21"/>
+        </w:rPr>
+        <w:t>IMS 容差</w:t>
+      </w:r>
+      <w:r>
+        <w:rPr>
+          <w:rFonts w:ascii="Iansui" w:hAnsi="Iansui" w:eastAsia="Iansui" w:cs="Iansui"/>
+          <w:b w:val="0"/>
+          <w:color w:val="222222"/>
+          <w:sz w:val="21"/>
+        </w:rPr>
+        <w:t>（預設 0.03）。它們管的是</w:t>
+      </w:r>
+      <w:r>
+        <w:rPr>
+          <w:rFonts w:ascii="Iansui" w:hAnsi="Iansui" w:eastAsia="Iansui" w:cs="Iansui"/>
+          <w:b/>
+          <w:color w:val="1F4E79"/>
+          <w:sz w:val="21"/>
+        </w:rPr>
+        <w:t>上一步</w:t>
+      </w:r>
+      <w:r>
+        <w:rPr>
+          <w:rFonts w:ascii="Iansui" w:hAnsi="Iansui" w:eastAsia="Iansui" w:cs="Iansui"/>
+          <w:b w:val="0"/>
+          <w:color w:val="222222"/>
+          <w:sz w:val="21"/>
+        </w:rPr>
+        <w:t>：各檔的峰算不算同一個位置。</w:t>
+      </w:r>
+    </w:p>
+    <w:tbl>
+      <w:tblPr>
+        <w:tblStyle w:val="TableGrid"/>
+        <w:tblW w:type="auto" w:w="0"/>
+        <w:jc w:val="center"/>
+        <w:tblLook w:firstColumn="1" w:firstRow="1" w:lastColumn="0" w:lastRow="0" w:noHBand="0" w:noVBand="1" w:val="04A0"/>
+      </w:tblPr>
+      <w:tblGrid>
+        <w:gridCol w:w="4816"/>
+        <w:gridCol w:w="4816"/>
+      </w:tblGrid>
+      <w:tr>
+        <w:tc>
+          <w:tcPr>
+            <w:tcW w:type="dxa" w:w="4309"/>
+            <w:shd w:val="clear" w:fill="EAEFF5"/>
+          </w:tcPr>
+          <w:p>
+            <w:r/>
+            <w:r>
+              <w:rPr>
+                <w:rFonts w:ascii="Iansui" w:hAnsi="Iansui" w:eastAsia="Iansui" w:cs="Iansui"/>
+                <w:b w:val="0"/>
+                <w:color w:val="1F4E79"/>
+                <w:sz w:val="19"/>
+              </w:rPr>
+              <w:t>您看到的</w:t>
+            </w:r>
+          </w:p>
+        </w:tc>
+        <w:tc>
+          <w:tcPr>
+            <w:tcW w:type="dxa" w:w="5046"/>
+            <w:shd w:val="clear" w:fill="EAEFF5"/>
+          </w:tcPr>
+          <w:p>
+            <w:r/>
+            <w:r>
+              <w:rPr>
+                <w:rFonts w:ascii="Iansui" w:hAnsi="Iansui" w:eastAsia="Iansui" w:cs="Iansui"/>
+                <w:b w:val="0"/>
+                <w:color w:val="1F4E79"/>
+                <w:sz w:val="19"/>
+              </w:rPr>
+              <w:t>多半是哪一個的問題</w:t>
+            </w:r>
+          </w:p>
+        </w:tc>
+      </w:tr>
+      <w:tr>
+        <w:tc>
+          <w:tcPr>
+            <w:tcW w:type="dxa" w:w="4309"/>
+          </w:tcPr>
+          <w:p>
+            <w:r/>
+            <w:r>
+              <w:rPr>
+                <w:rFonts w:ascii="Iansui" w:hAnsi="Iansui" w:eastAsia="Iansui" w:cs="Iansui"/>
+                <w:b w:val="0"/>
+                <w:color w:val="222222"/>
+                <w:sz w:val="19"/>
+              </w:rPr>
+              <w:t>整張表的票數都偏低，例如六個檔卻很多 3/6</w:t>
+            </w:r>
+          </w:p>
+        </w:tc>
+        <w:tc>
+          <w:tcPr>
+            <w:tcW w:type="dxa" w:w="5046"/>
+          </w:tcPr>
+          <w:p>
+            <w:r/>
+            <w:r>
+              <w:rPr>
+                <w:rFonts w:ascii="Iansui" w:hAnsi="Iansui" w:eastAsia="Iansui" w:cs="Iansui"/>
+                <w:b/>
+                <w:color w:val="1F4E79"/>
+                <w:sz w:val="19"/>
+              </w:rPr>
+              <w:t>GC 容差太窄</w:t>
+            </w:r>
+            <w:r>
+              <w:rPr>
+                <w:rFonts w:ascii="Iansui" w:hAnsi="Iansui" w:eastAsia="Iansui" w:cs="Iansui"/>
+                <w:b w:val="0"/>
+                <w:color w:val="222222"/>
+                <w:sz w:val="19"/>
+              </w:rPr>
+              <w:t>。同一個化合物被拆成兩半</w:t>
+            </w:r>
+          </w:p>
+        </w:tc>
+      </w:tr>
+      <w:tr>
+        <w:tc>
+          <w:tcPr>
+            <w:tcW w:type="dxa" w:w="4309"/>
+          </w:tcPr>
+          <w:p>
+            <w:r/>
+            <w:r>
+              <w:rPr>
+                <w:rFonts w:ascii="Iansui" w:hAnsi="Iansui" w:eastAsia="Iansui" w:cs="Iansui"/>
+                <w:b w:val="0"/>
+                <w:color w:val="222222"/>
+                <w:sz w:val="19"/>
+              </w:rPr>
+              <w:t>某幾列票數低，其他正常</w:t>
+            </w:r>
+          </w:p>
+        </w:tc>
+        <w:tc>
+          <w:tcPr>
+            <w:tcW w:type="dxa" w:w="5046"/>
+          </w:tcPr>
+          <w:p>
+            <w:r/>
+            <w:r>
+              <w:rPr>
+                <w:rFonts w:ascii="Iansui" w:hAnsi="Iansui" w:eastAsia="Iansui" w:cs="Iansui"/>
+                <w:b w:val="0"/>
+                <w:color w:val="222222"/>
+                <w:sz w:val="19"/>
+              </w:rPr>
+              <w:t>那幾個檔真的沒有那個峰</w:t>
+            </w:r>
+          </w:p>
+        </w:tc>
+      </w:tr>
+      <w:tr>
+        <w:tc>
+          <w:tcPr>
+            <w:tcW w:type="dxa" w:w="4309"/>
+          </w:tcPr>
+          <w:p>
+            <w:r/>
+            <w:r>
+              <w:rPr>
+                <w:rFonts w:ascii="Iansui" w:hAnsi="Iansui" w:eastAsia="Iansui" w:cs="Iansui"/>
+                <w:b w:val="0"/>
+                <w:color w:val="222222"/>
+                <w:sz w:val="19"/>
+              </w:rPr>
+              <w:t>表變得很短，每一列票數都很高</w:t>
+            </w:r>
+          </w:p>
+        </w:tc>
+        <w:tc>
+          <w:tcPr>
+            <w:tcW w:type="dxa" w:w="5046"/>
+          </w:tcPr>
+          <w:p>
+            <w:r/>
+            <w:r>
+              <w:rPr>
+                <w:rFonts w:ascii="Iansui" w:hAnsi="Iansui" w:eastAsia="Iansui" w:cs="Iansui"/>
+                <w:b/>
+                <w:color w:val="1F4E79"/>
+                <w:sz w:val="19"/>
+              </w:rPr>
+              <w:t>容差太寬</w:t>
+            </w:r>
+            <w:r>
+              <w:rPr>
+                <w:rFonts w:ascii="Iansui" w:hAnsi="Iansui" w:eastAsia="Iansui" w:cs="Iansui"/>
+                <w:b w:val="0"/>
+                <w:color w:val="222222"/>
+                <w:sz w:val="19"/>
+              </w:rPr>
+              <w:t>。不同的化合物被併在一起了</w:t>
+            </w:r>
+          </w:p>
+        </w:tc>
+      </w:tr>
+      <w:tr>
+        <w:tc>
+          <w:tcPr>
+            <w:tcW w:type="dxa" w:w="4309"/>
+          </w:tcPr>
+          <w:p>
+            <w:r/>
+            <w:r>
+              <w:rPr>
+                <w:rFonts w:ascii="Iansui" w:hAnsi="Iansui" w:eastAsia="Iansui" w:cs="Iansui"/>
+                <w:b w:val="0"/>
+                <w:color w:val="222222"/>
+                <w:sz w:val="19"/>
+              </w:rPr>
+              <w:t>整張表都是灰的</w:t>
+            </w:r>
+          </w:p>
+        </w:tc>
+        <w:tc>
+          <w:tcPr>
+            <w:tcW w:type="dxa" w:w="5046"/>
+          </w:tcPr>
+          <w:p>
+            <w:r/>
+            <w:r>
+              <w:rPr>
+                <w:rFonts w:ascii="Iansui" w:hAnsi="Iansui" w:eastAsia="Iansui" w:cs="Iansui"/>
+                <w:b w:val="0"/>
+                <w:color w:val="222222"/>
+                <w:sz w:val="19"/>
+              </w:rPr>
+              <w:t>門檻太嚴，或者這一組不是同一個樣品</w:t>
+            </w:r>
+          </w:p>
+        </w:tc>
+      </w:tr>
+    </w:tbl>
+    <w:p>
+      <w:pPr>
+        <w:spacing w:after="40" w:line="40" w:lineRule="exact"/>
+      </w:pPr>
+      <w:r>
+        <w:rPr>
+          <w:sz w:val="2"/>
+        </w:rPr>
+      </w:r>
+    </w:p>
+    <w:p>
+      <w:pPr>
+        <w:spacing w:before="160" w:after="40"/>
+        <w:ind w:left="170"/>
+        <w:pBdr>
+          <w:left w:val="single" w:sz="18" w:space="8" w:color="0B6E4F"/>
+        </w:pBdr>
+        <w:shd w:val="clear" w:fill="EEF6F2"/>
+      </w:pPr>
+      <w:r>
+        <w:rPr>
+          <w:rFonts w:ascii="Iansui" w:hAnsi="Iansui" w:eastAsia="Iansui" w:cs="Iansui"/>
+          <w:b/>
+          <w:color w:val="0B6E4F"/>
+          <w:sz w:val="21"/>
+        </w:rPr>
+        <w:t>一個快速的檢查</w:t>
+      </w:r>
+      <w:r>
+        <w:br/>
+      </w:r>
+      <w:r>
+        <w:rPr>
+          <w:rFonts w:ascii="Iansui" w:hAnsi="Iansui" w:eastAsia="Iansui" w:cs="Iansui"/>
+          <w:b w:val="0"/>
+          <w:color w:val="6B6B6B"/>
+          <w:sz w:val="19"/>
+        </w:rPr>
+        <w:t>把 GC 容差從 20 調到 30，切到模式 3 看看列數和票數怎麼變。</w:t>
+      </w:r>
+      <w:r>
+        <w:br/>
+      </w:r>
+      <w:r>
+        <w:rPr>
+          <w:rFonts w:ascii="Iansui" w:hAnsi="Iansui" w:eastAsia="Iansui" w:cs="Iansui"/>
+          <w:b/>
+          <w:color w:val="0B6E4F"/>
+          <w:sz w:val="19"/>
+        </w:rPr>
+        <w:t>列數變少、票數變高</w:t>
+      </w:r>
+      <w:r>
+        <w:rPr>
+          <w:rFonts w:ascii="Iansui" w:hAnsi="Iansui" w:eastAsia="Iansui" w:cs="Iansui"/>
+          <w:b w:val="0"/>
+          <w:color w:val="6B6B6B"/>
+          <w:sz w:val="19"/>
+        </w:rPr>
+        <w:t>＝原本確實被拆開了，調寬是對的。</w:t>
+      </w:r>
+      <w:r>
+        <w:br/>
+      </w:r>
+      <w:r>
+        <w:rPr>
+          <w:rFonts w:ascii="Iansui" w:hAnsi="Iansui" w:eastAsia="Iansui" w:cs="Iansui"/>
+          <w:b/>
+          <w:color w:val="0B6E4F"/>
+          <w:sz w:val="19"/>
+        </w:rPr>
+        <w:t>列數幾乎沒變</w:t>
+      </w:r>
+      <w:r>
+        <w:rPr>
+          <w:rFonts w:ascii="Iansui" w:hAnsi="Iansui" w:eastAsia="Iansui" w:cs="Iansui"/>
+          <w:b w:val="0"/>
+          <w:color w:val="6B6B6B"/>
+          <w:sz w:val="19"/>
+        </w:rPr>
+        <w:t>＝原本就沒拆，問題不在容差，調回 20。</w:t>
+      </w:r>
+    </w:p>
+    <w:p>
+      <w:pPr>
+        <w:spacing w:after="40" w:line="40" w:lineRule="exact"/>
+      </w:pPr>
+      <w:r>
+        <w:rPr>
+          <w:sz w:val="2"/>
+        </w:rPr>
+      </w:r>
+    </w:p>
+    <w:p>
+      <w:pPr>
+        <w:spacing w:before="160" w:after="40"/>
+        <w:ind w:left="170"/>
+        <w:pBdr>
+          <w:left w:val="single" w:sz="18" w:space="8" w:color="A5401A"/>
+        </w:pBdr>
+        <w:shd w:val="clear" w:fill="FDF3EC"/>
+      </w:pPr>
+      <w:r>
+        <w:rPr>
+          <w:rFonts w:ascii="Iansui" w:hAnsi="Iansui" w:eastAsia="Iansui" w:cs="Iansui"/>
+          <w:b/>
+          <w:color w:val="A5401A"/>
+          <w:sz w:val="21"/>
+        </w:rPr>
+        <w:t>不要為了讓票數好看而一路往寬調</w:t>
+      </w:r>
+      <w:r>
+        <w:br/>
+      </w:r>
+      <w:r>
+        <w:rPr>
+          <w:rFonts w:ascii="Iansui" w:hAnsi="Iansui" w:eastAsia="Iansui" w:cs="Iansui"/>
+          <w:b w:val="0"/>
+          <w:color w:val="6B6B6B"/>
+          <w:sz w:val="19"/>
+        </w:rPr>
+        <w:t>太窄的症狀是「票數只有一半」，看得出來；</w:t>
+      </w:r>
+      <w:r>
+        <w:rPr>
+          <w:rFonts w:ascii="Iansui" w:hAnsi="Iansui" w:eastAsia="Iansui" w:cs="Iansui"/>
+          <w:b/>
+          <w:color w:val="A5401A"/>
+          <w:sz w:val="19"/>
+        </w:rPr>
+        <w:t>太寬的症狀是沒有症狀</w:t>
+      </w:r>
+      <w:r>
+        <w:rPr>
+          <w:rFonts w:ascii="Iansui" w:hAnsi="Iansui" w:eastAsia="Iansui" w:cs="Iansui"/>
+          <w:b w:val="0"/>
+          <w:color w:val="6B6B6B"/>
+          <w:sz w:val="19"/>
+        </w:rPr>
+        <w:t>——兩個化合物被併成一列，強度加在一起，那一列看起來完全正常。</w:t>
+      </w:r>
+      <w:r>
+        <w:br/>
+      </w:r>
+      <w:r>
+        <w:rPr>
+          <w:rFonts w:ascii="Iansui" w:hAnsi="Iansui" w:eastAsia="Iansui" w:cs="Iansui"/>
+          <w:b w:val="0"/>
+          <w:color w:val="6B6B6B"/>
+          <w:sz w:val="19"/>
+        </w:rPr>
+        <w:t>所以往寬調要比往窄調謹慎，而且調過之後要回去看那幾列的</w:t>
+      </w:r>
+      <w:r>
+        <w:rPr>
+          <w:rFonts w:ascii="Iansui" w:hAnsi="Iansui" w:eastAsia="Iansui" w:cs="Iansui"/>
+          <w:b/>
+          <w:color w:val="A5401A"/>
+          <w:sz w:val="19"/>
+        </w:rPr>
+        <w:t>可能數</w:t>
+      </w:r>
+      <w:r>
+        <w:rPr>
+          <w:rFonts w:ascii="Iansui" w:hAnsi="Iansui" w:eastAsia="Iansui" w:cs="Iansui"/>
+          <w:b w:val="0"/>
+          <w:color w:val="6B6B6B"/>
+          <w:sz w:val="19"/>
+        </w:rPr>
+        <w:t>有沒有突然變大（併在一起的徵兆之一）。</w:t>
+      </w:r>
+    </w:p>
+    <w:p>
+      <w:pPr>
+        <w:spacing w:after="40" w:line="40" w:lineRule="exact"/>
+      </w:pPr>
+      <w:r>
+        <w:rPr>
+          <w:sz w:val="2"/>
+        </w:rPr>
+      </w:r>
+    </w:p>
+    <w:p>
+      <w:pPr>
+        <w:keepNext/>
         <w:pageBreakBefore/>
         <w:spacing w:before="320" w:after="100"/>
       </w:pPr>
@@ -29849,7 +30917,7 @@
           <w:color w:val="6B6B6B"/>
           <w:sz w:val="19"/>
         </w:rPr>
-        <w:t>來對齊各檔的峰（容差 ±10 秒）。</w:t>
+        <w:t>來對齊各檔的峰（預設容差 ±20 秒）。</w:t>
       </w:r>
       <w:r>
         <w:br/>
@@ -29922,6 +30990,36 @@
           <w:sz w:val="19"/>
         </w:rPr>
         <w:t>所以分組之前，先確認這些檔是用同一套方法跑的。</w:t>
+      </w:r>
+      <w:r>
+        <w:br/>
+      </w:r>
+      <w:r>
+        <w:rPr>
+          <w:rFonts w:ascii="Iansui" w:hAnsi="Iansui" w:eastAsia="Iansui" w:cs="Iansui"/>
+          <w:b w:val="0"/>
+          <w:color w:val="6B6B6B"/>
+          <w:sz w:val="19"/>
+        </w:rPr>
+        <w:t xml:space="preserve">真的只是整批平移（同一套方法、隔了幾天）的話，把工具列的 </w:t>
+      </w:r>
+      <w:r>
+        <w:rPr>
+          <w:rFonts w:ascii="Iansui" w:hAnsi="Iansui" w:eastAsia="Iansui" w:cs="Iansui"/>
+          <w:b/>
+          <w:color w:val="A5401A"/>
+          <w:sz w:val="19"/>
+        </w:rPr>
+        <w:t>GC 容差</w:t>
+      </w:r>
+      <w:r>
+        <w:rPr>
+          <w:rFonts w:ascii="Iansui" w:hAnsi="Iansui" w:eastAsia="Iansui" w:cs="Iansui"/>
+          <w:b w:val="0"/>
+          <w:color w:val="6B6B6B"/>
+          <w:sz w:val="19"/>
+        </w:rPr>
+        <w:t xml:space="preserve"> 調寬（30 或 45 秒）通常就接得回來。但那治不了「兩套不同方法」——那要分開跑。</w:t>
       </w:r>
     </w:p>
     <w:p>
@@ -34539,7 +35637,7 @@
           <w:color w:val="0B6E4F"/>
           <w:sz w:val="27"/>
         </w:rPr>
-        <w:t>18.5　三個數字</w:t>
+        <w:t>18.5　四個數字</w:t>
       </w:r>
     </w:p>
     <w:tbl>
@@ -34659,6 +35757,42 @@
                 <w:sz w:val="19"/>
               </w:rPr>
               <w:t>自動分組的相似度門檻</w:t>
+            </w:r>
+          </w:p>
+        </w:tc>
+      </w:tr>
+      <w:tr>
+        <w:tc>
+          <w:tcPr>
+            <w:tcW w:type="dxa" w:w="2268"/>
+          </w:tcPr>
+          <w:p>
+            <w:r/>
+            <w:r>
+              <w:rPr>
+                <w:rFonts w:ascii="Iansui" w:hAnsi="Iansui" w:eastAsia="Iansui" w:cs="Iansui"/>
+                <w:b/>
+                <w:color w:val="1F4E79"/>
+                <w:sz w:val="19"/>
+              </w:rPr>
+              <w:t>20 秒 / 0.03</w:t>
+            </w:r>
+          </w:p>
+        </w:tc>
+        <w:tc>
+          <w:tcPr>
+            <w:tcW w:type="dxa" w:w="7087"/>
+          </w:tcPr>
+          <w:p>
+            <w:r/>
+            <w:r>
+              <w:rPr>
+                <w:rFonts w:ascii="Iansui" w:hAnsi="Iansui" w:eastAsia="Iansui" w:cs="Iansui"/>
+                <w:b w:val="0"/>
+                <w:color w:val="222222"/>
+                <w:sz w:val="19"/>
+              </w:rPr>
+              <w:t>GC / IMS 群聚容差的預設，工具列可調</w:t>
             </w:r>
           </w:p>
         </w:tc>
